--- a/public/resume.docx
+++ b/public/resume.docx
@@ -75,35 +75,7 @@
           <w:sz w:val="24"/>
           <w:szCs w:val="24"/>
         </w:rPr>
-        <w:t xml:space="preserve"> www.linke</w:t>
-      </w:r>
-      <w:r>
-        <w:rPr>
-          <w:sz w:val="24"/>
-          <w:szCs w:val="24"/>
-        </w:rPr>
-        <w:t>d</w:t>
-      </w:r>
-      <w:r>
-        <w:rPr>
-          <w:sz w:val="24"/>
-          <w:szCs w:val="24"/>
-        </w:rPr>
-        <w:t>in.com/in/ga</w:t>
-      </w:r>
-      <w:r>
-        <w:rPr>
-          <w:sz w:val="24"/>
-          <w:szCs w:val="24"/>
-        </w:rPr>
-        <w:t>n</w:t>
-      </w:r>
-      <w:r>
-        <w:rPr>
-          <w:sz w:val="24"/>
-          <w:szCs w:val="24"/>
-        </w:rPr>
-        <w:t>eshban</w:t>
+        <w:t xml:space="preserve"> www.linkedin.com/in/ganeshban</w:t>
       </w:r>
       <w:r>
         <w:rPr>
@@ -1501,15 +1473,15 @@
           <w:iCs/>
           <w:lang w:bidi="ne-NP"/>
         </w:rPr>
-        <w:t xml:space="preserve">Senior full stack java developer </w:t>
-      </w:r>
-      <w:r>
-        <w:rPr>
-          <w:i/>
-          <w:iCs/>
-          <w:lang w:bidi="ne-NP"/>
-        </w:rPr>
-        <w:tab/>
+        <w:t>Seni</w:t>
+      </w:r>
+      <w:r>
+        <w:rPr>
+          <w:i/>
+          <w:iCs/>
+          <w:lang w:bidi="ne-NP"/>
+        </w:rPr>
+        <w:t xml:space="preserve">or full stack java developer </w:t>
       </w:r>
       <w:r>
         <w:rPr>
@@ -1598,15 +1570,15 @@
           <w:iCs/>
           <w:lang w:bidi="ne-NP"/>
         </w:rPr>
-        <w:t>P</w:t>
-      </w:r>
-      <w:r>
-        <w:rPr>
-          <w:i/>
-          <w:iCs/>
-          <w:lang w:bidi="ne-NP"/>
-        </w:rPr>
-        <w:t>resent</w:t>
+        <w:t>February 202</w:t>
+      </w:r>
+      <w:r>
+        <w:rPr>
+          <w:i/>
+          <w:iCs/>
+          <w:lang w:bidi="ne-NP"/>
+        </w:rPr>
+        <w:t>6</w:t>
       </w:r>
     </w:p>
     <w:p>
@@ -4299,31 +4271,23 @@
           <w:szCs w:val="24"/>
           <w:lang w:bidi="ne-NP"/>
         </w:rPr>
-        <w:tab/>
-      </w:r>
-      <w:r>
-        <w:rPr>
-          <w:sz w:val="24"/>
-          <w:szCs w:val="24"/>
-          <w:lang w:bidi="ne-NP"/>
-        </w:rPr>
-        <w:tab/>
-      </w:r>
-      <w:r>
-        <w:rPr>
-          <w:sz w:val="24"/>
-          <w:szCs w:val="24"/>
-          <w:lang w:bidi="ne-NP"/>
-        </w:rPr>
-        <w:tab/>
-      </w:r>
-      <w:r>
-        <w:rPr>
-          <w:sz w:val="24"/>
-          <w:szCs w:val="24"/>
-          <w:lang w:bidi="ne-NP"/>
-        </w:rPr>
-        <w:tab/>
+        <w:t xml:space="preserve"> [</w:t>
+      </w:r>
+      <w:r>
+        <w:rPr>
+          <w:sz w:val="20"/>
+          <w:szCs w:val="20"/>
+          <w:lang w:bidi="ne-NP"/>
+        </w:rPr>
+        <w:t>Management with computer science</w:t>
+      </w:r>
+      <w:r>
+        <w:rPr>
+          <w:sz w:val="24"/>
+          <w:szCs w:val="24"/>
+          <w:lang w:bidi="ne-NP"/>
+        </w:rPr>
+        <w:t>]</w:t>
       </w:r>
       <w:r>
         <w:rPr>
@@ -4439,7 +4403,23 @@
           <w:szCs w:val="24"/>
           <w:lang w:bidi="ne-NP"/>
         </w:rPr>
-        <w:t xml:space="preserve"> Secondary School – Nepal</w:t>
+        <w:t xml:space="preserve"> </w:t>
+      </w:r>
+      <w:r>
+        <w:rPr>
+          <w:sz w:val="24"/>
+          <w:szCs w:val="24"/>
+          <w:lang w:bidi="ne-NP"/>
+        </w:rPr>
+        <w:t>Collage</w:t>
+      </w:r>
+      <w:r>
+        <w:rPr>
+          <w:sz w:val="24"/>
+          <w:szCs w:val="24"/>
+          <w:lang w:bidi="ne-NP"/>
+        </w:rPr>
+        <w:t xml:space="preserve"> – Nepal</w:t>
       </w:r>
     </w:p>
     <w:p>
@@ -4541,7 +4521,6 @@
         </w:numPr>
         <w:spacing w:after="0"/>
         <w:rPr>
-          <w:rFonts w:hint="cs"/>
           <w:sz w:val="24"/>
           <w:szCs w:val="24"/>
           <w:cs/>
@@ -5900,7 +5879,7 @@
   <a:extraClrSchemeLst/>
   <a:extLst>
     <a:ext uri="{05A4C25C-085E-4340-85A3-A5531E510DB2}">
-      <thm15:themeFamily xmlns:thm15="http://schemas.microsoft.com/office/thememl/2012/main" xmlns="" name="Office Theme" id="{62F939B6-93AF-4DB8-9C6B-D6C7DFDC589F}" vid="{4A3C46E8-61CC-4603-A589-7422A47A8E4A}"/>
+      <thm15:themeFamily xmlns="" xmlns:thm15="http://schemas.microsoft.com/office/thememl/2012/main" name="Office Theme" id="{62F939B6-93AF-4DB8-9C6B-D6C7DFDC589F}" vid="{4A3C46E8-61CC-4603-A589-7422A47A8E4A}"/>
     </a:ext>
   </a:extLst>
 </a:theme>
